--- a/pr-preview/pr-392/chapters/teaching-tracked-changes.docx
+++ b/pr-preview/pr-392/chapters/teaching-tracked-changes.docx
@@ -26,7 +26,7 @@
       </w:pPr>
       <w:ins w:id="2" w:author="PR Preview" w:date="2026-01-01T00:00:00Z">
         <w:r>
-          <w:t xml:space="preserve">Last modified: 2026-10-27 23:33:41 (PDT)</w:t>
+          <w:t xml:space="preserve">Last modified: 2026-10-28 00:02:13 (PDT)</w:t>
         </w:r>
       </w:ins>
     </w:p>
@@ -1177,24 +1177,7 @@
         </w:numPr>
       </w:pPr>
       <w:r>
-        <w:t xml:space="preserve">Define one</w:t>
-      </w:r>
-      <w:r>
-        <w:t xml:space="preserve"> </w:t>
-      </w:r>
-      <w:hyperlink r:id="rId16">
-        <w:r>
-          <w:rPr>
-            <w:rStyle w:val="Hyperlink"/>
-          </w:rPr>
-          <w:t xml:space="preserve">term</w:t>
-        </w:r>
-      </w:hyperlink>
-      <w:r>
-        <w:t xml:space="preserve"> </w:t>
-      </w:r>
-      <w:r>
-        <w:t xml:space="preserve">per</w:t>
+        <w:t xml:space="preserve">Define one term per</w:t>
       </w:r>
       <w:r>
         <w:t xml:space="preserve"> </w:t>
@@ -1492,24 +1475,7 @@
         <w:pStyle w:val="FirstParagraph"/>
       </w:pPr>
       <w:r>
-        <w:t xml:space="preserve">Every alternative name for the same concept stays in the div of the</w:t>
-      </w:r>
-      <w:r>
-        <w:t xml:space="preserve"> </w:t>
-      </w:r>
-      <w:hyperlink r:id="rId16">
-        <w:r>
-          <w:rPr>
-            <w:rStyle w:val="Hyperlink"/>
-          </w:rPr>
-          <w:t xml:space="preserve">term</w:t>
-        </w:r>
-      </w:hyperlink>
-      <w:r>
-        <w:t xml:space="preserve"> </w:t>
-      </w:r>
-      <w:r>
-        <w:t xml:space="preserve">it names</w:t>
+        <w:t xml:space="preserve">Every alternative name for the same concept stays in the div of the term it names</w:t>
       </w:r>
       <w:r>
         <w:t xml:space="preserve"> </w:t>
@@ -3539,287 +3505,90 @@
       <w:pPr>
         <w:pStyle w:val="SourceCode"/>
       </w:pPr>
-      <w:del w:id="75" w:author="PR Preview" w:date="2026-01-01T00:00:00Z">
-        <w:r>
-          <w:rPr>
-            <w:rStyle w:val="NormalTok"/>
-          </w:rPr>
-          <w:delText xml:space="preserve">::: {#exm-sample-mean}</w:delText>
-        </w:r>
-      </w:del>
-      <w:del w:id="76" w:author="PR Preview" w:date="2026-01-01T00:00:00Z">
-        <w:r>
-          <w:br/>
-        </w:r>
-      </w:del>
-      <w:del w:id="77" w:author="PR Preview" w:date="2026-01-01T00:00:00Z">
-        <w:r>
-          <w:rPr>
-            <w:rStyle w:val="NormalTok"/>
-          </w:rPr>
-          <w:delText xml:space="preserve">(the sample mean of one variable in a real dataset, computed by a code chunk)</w:delText>
-        </w:r>
-      </w:del>
-      <w:del w:id="78" w:author="PR Preview" w:date="2026-01-01T00:00:00Z">
-        <w:r>
-          <w:br/>
-        </w:r>
-      </w:del>
-      <w:del w:id="79" w:author="PR Preview" w:date="2026-01-01T00:00:00Z">
-        <w:r>
-          <w:rPr>
-            <w:rStyle w:val="NormalTok"/>
-          </w:rPr>
-          <w:delText xml:space="preserve">:::</w:delText>
-        </w:r>
-      </w:del>
-      <w:del w:id="80" w:author="PR Preview" w:date="2026-01-01T00:00:00Z">
-        <w:r>
-          <w:br/>
-        </w:r>
-      </w:del>
-      <w:del w:id="81" w:author="PR Preview" w:date="2026-01-01T00:00:00Z">
-        <w:r>
-          <w:br/>
-        </w:r>
-      </w:del>
-      <w:del w:id="82" w:author="PR Preview" w:date="2026-01-01T00:00:00Z">
-        <w:r>
-          <w:rPr>
-            <w:rStyle w:val="NormalTok"/>
-          </w:rPr>
-          <w:delText xml:space="preserve">::: {#exr-sample-mean-new-variable}</w:delText>
-        </w:r>
-      </w:del>
-      <w:del w:id="83" w:author="PR Preview" w:date="2026-01-01T00:00:00Z">
-        <w:r>
-          <w:br/>
-        </w:r>
-      </w:del>
-      <w:del w:id="84" w:author="PR Preview" w:date="2026-01-01T00:00:00Z">
-        <w:r>
-          <w:rPr>
-            <w:rStyle w:val="NormalTok"/>
-          </w:rPr>
-          <w:delText xml:space="preserve">Compute the sample mean of a different variable in the same dataset.</w:delText>
-        </w:r>
-      </w:del>
-      <w:del w:id="85" w:author="PR Preview" w:date="2026-01-01T00:00:00Z">
-        <w:r>
-          <w:br/>
-        </w:r>
-      </w:del>
-      <w:del w:id="86" w:author="PR Preview" w:date="2026-01-01T00:00:00Z">
-        <w:r>
-          <w:rPr>
-            <w:rStyle w:val="NormalTok"/>
-          </w:rPr>
-          <w:delText xml:space="preserve">:::</w:delText>
-        </w:r>
-      </w:del>
-      <w:del w:id="87" w:author="PR Preview" w:date="2026-01-01T00:00:00Z">
-        <w:r>
-          <w:br/>
-        </w:r>
-      </w:del>
-      <w:del w:id="88" w:author="PR Preview" w:date="2026-01-01T00:00:00Z">
-        <w:r>
-          <w:br/>
-        </w:r>
-      </w:del>
-      <w:del w:id="89" w:author="PR Preview" w:date="2026-01-01T00:00:00Z">
-        <w:r>
-          <w:rPr>
-            <w:rStyle w:val="NormalTok"/>
-          </w:rPr>
-          <w:delText xml:space="preserve">::: {#sol-sample-mean-new-variable}</w:delText>
-        </w:r>
-      </w:del>
-      <w:del w:id="90" w:author="PR Preview" w:date="2026-01-01T00:00:00Z">
-        <w:r>
-          <w:br/>
-        </w:r>
-      </w:del>
-      <w:del w:id="91" w:author="PR Preview" w:date="2026-01-01T00:00:00Z">
-        <w:r>
-          <w:rPr>
-            <w:rStyle w:val="NormalTok"/>
-          </w:rPr>
-          <w:delText xml:space="preserve">(the code chunk and its output)</w:delText>
-        </w:r>
-      </w:del>
-      <w:del w:id="92" w:author="PR Preview" w:date="2026-01-01T00:00:00Z">
-        <w:r>
-          <w:br/>
-        </w:r>
-      </w:del>
-      <w:del w:id="93" w:author="PR Preview" w:date="2026-01-01T00:00:00Z">
-        <w:r>
-          <w:rPr>
-            <w:rStyle w:val="NormalTok"/>
-          </w:rPr>
-          <w:delText xml:space="preserve">:::</w:delText>
-        </w:r>
-      </w:del>
-    </w:p>
-    <w:p>
-      <w:pPr>
-        <w:pStyle w:val="SourceCode"/>
-      </w:pPr>
-      <w:ins w:id="94" w:author="PR Preview" w:date="2026-01-01T00:00:00Z">
-        <w:r>
-          <w:rPr>
-            <w:rStyle w:val="NormalTok"/>
-          </w:rPr>
-          <w:t xml:space="preserve">::: {#exm-sample-mean}</w:t>
-        </w:r>
-      </w:ins>
-      <w:ins w:id="95" w:author="PR Preview" w:date="2026-01-01T00:00:00Z">
-        <w:r>
-          <w:br/>
-        </w:r>
-      </w:ins>
-      <w:ins w:id="96" w:author="PR Preview" w:date="2026-01-01T00:00:00Z">
-        <w:r>
-          <w:rPr>
-            <w:rStyle w:val="NormalTok"/>
-          </w:rPr>
-          <w:t xml:space="preserve">(the </w:t>
-        </w:r>
-      </w:ins>
-      <w:ins w:id="97" w:author="PR Preview" w:date="2026-01-01T00:00:00Z">
-        <w:r>
-          <w:rPr>
-            <w:rStyle w:val="CommentTok"/>
-          </w:rPr>
-          <w:t xml:space="preserve">[</w:t>
-        </w:r>
-      </w:ins>
-      <w:ins w:id="98" w:author="PR Preview" w:date="2026-01-01T00:00:00Z">
-        <w:r>
-          <w:rPr>
-            <w:rStyle w:val="OtherTok"/>
-          </w:rPr>
-          <w:t xml:space="preserve">sample mean</w:t>
-        </w:r>
-      </w:ins>
-      <w:ins w:id="99" w:author="PR Preview" w:date="2026-01-01T00:00:00Z">
-        <w:r>
-          <w:rPr>
-            <w:rStyle w:val="CommentTok"/>
-          </w:rPr>
-          <w:t xml:space="preserve">](defining-terms.qmd#def-sample-mean)</w:t>
-        </w:r>
-      </w:ins>
-      <w:ins w:id="100" w:author="PR Preview" w:date="2026-01-01T00:00:00Z">
-        <w:r>
-          <w:rPr>
-            <w:rStyle w:val="NormalTok"/>
-          </w:rPr>
-          <w:t xml:space="preserve"> of one variable in a real dataset, computed by a code chunk)</w:t>
-        </w:r>
-      </w:ins>
-      <w:ins w:id="101" w:author="PR Preview" w:date="2026-01-01T00:00:00Z">
-        <w:r>
-          <w:br/>
-        </w:r>
-      </w:ins>
-      <w:ins w:id="102" w:author="PR Preview" w:date="2026-01-01T00:00:00Z">
-        <w:r>
-          <w:rPr>
-            <w:rStyle w:val="NormalTok"/>
-          </w:rPr>
-          <w:t xml:space="preserve">:::</w:t>
-        </w:r>
-      </w:ins>
-      <w:ins w:id="103" w:author="PR Preview" w:date="2026-01-01T00:00:00Z">
-        <w:r>
-          <w:br/>
-        </w:r>
-      </w:ins>
-      <w:ins w:id="104" w:author="PR Preview" w:date="2026-01-01T00:00:00Z">
-        <w:r>
-          <w:br/>
-        </w:r>
-      </w:ins>
-      <w:ins w:id="105" w:author="PR Preview" w:date="2026-01-01T00:00:00Z">
-        <w:r>
-          <w:rPr>
-            <w:rStyle w:val="NormalTok"/>
-          </w:rPr>
-          <w:t xml:space="preserve">::: {#exr-sample-mean-new-variable}</w:t>
-        </w:r>
-      </w:ins>
-      <w:ins w:id="106" w:author="PR Preview" w:date="2026-01-01T00:00:00Z">
-        <w:r>
-          <w:br/>
-        </w:r>
-      </w:ins>
-      <w:ins w:id="107" w:author="PR Preview" w:date="2026-01-01T00:00:00Z">
-        <w:r>
-          <w:rPr>
-            <w:rStyle w:val="NormalTok"/>
-          </w:rPr>
-          <w:t xml:space="preserve">Compute the sample mean of a different variable in the same dataset.</w:t>
-        </w:r>
-      </w:ins>
-      <w:ins w:id="108" w:author="PR Preview" w:date="2026-01-01T00:00:00Z">
-        <w:r>
-          <w:br/>
-        </w:r>
-      </w:ins>
-      <w:ins w:id="109" w:author="PR Preview" w:date="2026-01-01T00:00:00Z">
-        <w:r>
-          <w:rPr>
-            <w:rStyle w:val="NormalTok"/>
-          </w:rPr>
-          <w:t xml:space="preserve">:::</w:t>
-        </w:r>
-      </w:ins>
-      <w:ins w:id="110" w:author="PR Preview" w:date="2026-01-01T00:00:00Z">
-        <w:r>
-          <w:br/>
-        </w:r>
-      </w:ins>
-      <w:ins w:id="111" w:author="PR Preview" w:date="2026-01-01T00:00:00Z">
-        <w:r>
-          <w:br/>
-        </w:r>
-      </w:ins>
-      <w:ins w:id="112" w:author="PR Preview" w:date="2026-01-01T00:00:00Z">
-        <w:r>
-          <w:rPr>
-            <w:rStyle w:val="NormalTok"/>
-          </w:rPr>
-          <w:t xml:space="preserve">::: {#sol-sample-mean-new-variable}</w:t>
-        </w:r>
-      </w:ins>
-      <w:ins w:id="113" w:author="PR Preview" w:date="2026-01-01T00:00:00Z">
-        <w:r>
-          <w:br/>
-        </w:r>
-      </w:ins>
-      <w:ins w:id="114" w:author="PR Preview" w:date="2026-01-01T00:00:00Z">
-        <w:r>
-          <w:rPr>
-            <w:rStyle w:val="NormalTok"/>
-          </w:rPr>
-          <w:t xml:space="preserve">(the code chunk and its output)</w:t>
-        </w:r>
-      </w:ins>
-      <w:ins w:id="115" w:author="PR Preview" w:date="2026-01-01T00:00:00Z">
-        <w:r>
-          <w:br/>
-        </w:r>
-      </w:ins>
-      <w:ins w:id="116" w:author="PR Preview" w:date="2026-01-01T00:00:00Z">
-        <w:r>
-          <w:rPr>
-            <w:rStyle w:val="NormalTok"/>
-          </w:rPr>
-          <w:t xml:space="preserve">:::</w:t>
-        </w:r>
-      </w:ins>
+      <w:r>
+        <w:rPr>
+          <w:rStyle w:val="NormalTok"/>
+        </w:rPr>
+        <w:t xml:space="preserve">::: {#exm-sample-mean}</w:t>
+      </w:r>
+      <w:r>
+        <w:br/>
+      </w:r>
+      <w:r>
+        <w:rPr>
+          <w:rStyle w:val="NormalTok"/>
+        </w:rPr>
+        <w:t xml:space="preserve">(the sample mean of one variable in a real dataset, computed by a code chunk)</w:t>
+      </w:r>
+      <w:r>
+        <w:br/>
+      </w:r>
+      <w:r>
+        <w:rPr>
+          <w:rStyle w:val="NormalTok"/>
+        </w:rPr>
+        <w:t xml:space="preserve">:::</w:t>
+      </w:r>
+      <w:r>
+        <w:br/>
+      </w:r>
+      <w:r>
+        <w:br/>
+      </w:r>
+      <w:r>
+        <w:rPr>
+          <w:rStyle w:val="NormalTok"/>
+        </w:rPr>
+        <w:t xml:space="preserve">::: {#exr-sample-mean-new-variable}</w:t>
+      </w:r>
+      <w:r>
+        <w:br/>
+      </w:r>
+      <w:r>
+        <w:rPr>
+          <w:rStyle w:val="NormalTok"/>
+        </w:rPr>
+        <w:t xml:space="preserve">Compute the sample mean of a different variable in the same dataset.</w:t>
+      </w:r>
+      <w:r>
+        <w:br/>
+      </w:r>
+      <w:r>
+        <w:rPr>
+          <w:rStyle w:val="NormalTok"/>
+        </w:rPr>
+        <w:t xml:space="preserve">:::</w:t>
+      </w:r>
+      <w:r>
+        <w:br/>
+      </w:r>
+      <w:r>
+        <w:br/>
+      </w:r>
+      <w:r>
+        <w:rPr>
+          <w:rStyle w:val="NormalTok"/>
+        </w:rPr>
+        <w:t xml:space="preserve">::: {#sol-sample-mean-new-variable}</w:t>
+      </w:r>
+      <w:r>
+        <w:br/>
+      </w:r>
+      <w:r>
+        <w:rPr>
+          <w:rStyle w:val="NormalTok"/>
+        </w:rPr>
+        <w:t xml:space="preserve">(the code chunk and its output)</w:t>
+      </w:r>
+      <w:r>
+        <w:br/>
+      </w:r>
+      <w:r>
+        <w:rPr>
+          <w:rStyle w:val="NormalTok"/>
+        </w:rPr>
+        <w:t xml:space="preserve">:::</w:t>
+      </w:r>
     </w:p>
     <w:p>
       <w:pPr>
@@ -4030,37 +3799,37 @@
           <w:numId w:val="1008"/>
         </w:numPr>
       </w:pPr>
-      <w:del w:id="117" w:author="PR Preview" w:date="2026-01-01T00:00:00Z">
+      <w:del w:id="75" w:author="PR Preview" w:date="2026-01-01T00:00:00Z">
         <w:r>
           <w:delText xml:space="preserve">When a lab follows a textbook’s lab, use the book’s exercises, data and fitting functions,</w:delText>
         </w:r>
       </w:del>
-      <w:del w:id="118" w:author="PR Preview" w:date="2026-01-01T00:00:00Z">
+      <w:del w:id="76" w:author="PR Preview" w:date="2026-01-01T00:00:00Z">
         <w:r>
           <w:delText xml:space="preserve"> </w:delText>
         </w:r>
       </w:del>
-      <w:del w:id="119" w:author="PR Preview" w:date="2026-01-01T00:00:00Z">
+      <w:del w:id="77" w:author="PR Preview" w:date="2026-01-01T00:00:00Z">
         <w:r>
           <w:delText xml:space="preserve">in the book’s order.</w:delText>
         </w:r>
       </w:del>
-      <w:del w:id="120" w:author="PR Preview" w:date="2026-01-01T00:00:00Z">
+      <w:del w:id="78" w:author="PR Preview" w:date="2026-01-01T00:00:00Z">
         <w:r>
           <w:delText xml:space="preserve"> </w:delText>
         </w:r>
       </w:del>
-      <w:del w:id="121" w:author="PR Preview" w:date="2026-01-01T00:00:00Z">
+      <w:del w:id="79" w:author="PR Preview" w:date="2026-01-01T00:00:00Z">
         <w:r>
           <w:delText xml:space="preserve">For the ISL labs, fit Python models with</w:delText>
         </w:r>
       </w:del>
-      <w:del w:id="122" w:author="PR Preview" w:date="2026-01-01T00:00:00Z">
+      <w:del w:id="80" w:author="PR Preview" w:date="2026-01-01T00:00:00Z">
         <w:r>
           <w:delText xml:space="preserve"> </w:delText>
         </w:r>
       </w:del>
-      <w:del w:id="123" w:author="PR Preview" w:date="2026-01-01T00:00:00Z">
+      <w:del w:id="81" w:author="PR Preview" w:date="2026-01-01T00:00:00Z">
         <w:r>
           <w:rPr>
             <w:rStyle w:val="VerbatimChar"/>
@@ -4068,17 +3837,17 @@
           <w:delText xml:space="preserve">statsmodels</w:delText>
         </w:r>
       </w:del>
-      <w:del w:id="124" w:author="PR Preview" w:date="2026-01-01T00:00:00Z">
+      <w:del w:id="82" w:author="PR Preview" w:date="2026-01-01T00:00:00Z">
         <w:r>
           <w:delText xml:space="preserve">’</w:delText>
         </w:r>
       </w:del>
-      <w:del w:id="125" w:author="PR Preview" w:date="2026-01-01T00:00:00Z">
+      <w:del w:id="83" w:author="PR Preview" w:date="2026-01-01T00:00:00Z">
         <w:r>
           <w:delText xml:space="preserve"> </w:delText>
         </w:r>
       </w:del>
-      <w:del w:id="126" w:author="PR Preview" w:date="2026-01-01T00:00:00Z">
+      <w:del w:id="84" w:author="PR Preview" w:date="2026-01-01T00:00:00Z">
         <w:r>
           <w:rPr>
             <w:rStyle w:val="VerbatimChar"/>
@@ -4086,18 +3855,18 @@
           <w:delText xml:space="preserve">sm.OLS</w:delText>
         </w:r>
       </w:del>
-      <w:del w:id="127" w:author="PR Preview" w:date="2026-01-01T00:00:00Z">
+      <w:del w:id="85" w:author="PR Preview" w:date="2026-01-01T00:00:00Z">
         <w:r>
           <w:delText xml:space="preserve">, as</w:delText>
         </w:r>
       </w:del>
-      <w:del w:id="128" w:author="PR Preview" w:date="2026-01-01T00:00:00Z">
+      <w:del w:id="86" w:author="PR Preview" w:date="2026-01-01T00:00:00Z">
         <w:r>
           <w:delText xml:space="preserve"> </w:delText>
         </w:r>
       </w:del>
       <w:hyperlink r:id="rId39">
-        <w:del w:id="129" w:author="PR Preview" w:date="2026-01-01T00:00:00Z">
+        <w:del w:id="87" w:author="PR Preview" w:date="2026-01-01T00:00:00Z">
           <w:r>
             <w:rPr>
               <w:rStyle w:val="Hyperlink"/>
@@ -4106,22 +3875,22 @@
           </w:r>
         </w:del>
       </w:hyperlink>
-      <w:del w:id="130" w:author="PR Preview" w:date="2026-01-01T00:00:00Z">
+      <w:del w:id="88" w:author="PR Preview" w:date="2026-01-01T00:00:00Z">
         <w:r>
           <w:delText xml:space="preserve"> </w:delText>
         </w:r>
       </w:del>
-      <w:del w:id="131" w:author="PR Preview" w:date="2026-01-01T00:00:00Z">
+      <w:del w:id="89" w:author="PR Preview" w:date="2026-01-01T00:00:00Z">
         <w:r>
           <w:delText xml:space="preserve">does.</w:delText>
         </w:r>
       </w:del>
-      <w:del w:id="132" w:author="PR Preview" w:date="2026-01-01T00:00:00Z">
+      <w:del w:id="90" w:author="PR Preview" w:date="2026-01-01T00:00:00Z">
         <w:r>
           <w:delText xml:space="preserve"> </w:delText>
         </w:r>
       </w:del>
-      <w:del w:id="133" w:author="PR Preview" w:date="2026-01-01T00:00:00Z">
+      <w:del w:id="91" w:author="PR Preview" w:date="2026-01-01T00:00:00Z">
         <w:r>
           <w:delText xml:space="preserve">If an exercise departs from the book, say why in the lab.</w:delText>
         </w:r>
@@ -4135,42 +3904,42 @@
           <w:numId w:val="1008"/>
         </w:numPr>
       </w:pPr>
-      <w:ins w:id="134" w:author="PR Preview" w:date="2026-01-01T00:00:00Z">
+      <w:ins w:id="92" w:author="PR Preview" w:date="2026-01-01T00:00:00Z">
         <w:r>
           <w:t xml:space="preserve">When a lab follows a textbook’s lab, use the book’s exercises, data and fitting functions,</w:t>
         </w:r>
       </w:ins>
-      <w:ins w:id="135" w:author="PR Preview" w:date="2026-01-01T00:00:00Z">
+      <w:ins w:id="93" w:author="PR Preview" w:date="2026-01-01T00:00:00Z">
         <w:r>
           <w:t xml:space="preserve"> </w:t>
         </w:r>
       </w:ins>
-      <w:ins w:id="136" w:author="PR Preview" w:date="2026-01-01T00:00:00Z">
+      <w:ins w:id="94" w:author="PR Preview" w:date="2026-01-01T00:00:00Z">
         <w:r>
           <w:t xml:space="preserve"> </w:t>
         </w:r>
       </w:ins>
-      <w:ins w:id="137" w:author="PR Preview" w:date="2026-01-01T00:00:00Z">
+      <w:ins w:id="95" w:author="PR Preview" w:date="2026-01-01T00:00:00Z">
         <w:r>
           <w:t xml:space="preserve">in the book’s order.</w:t>
         </w:r>
       </w:ins>
-      <w:ins w:id="138" w:author="PR Preview" w:date="2026-01-01T00:00:00Z">
+      <w:ins w:id="96" w:author="PR Preview" w:date="2026-01-01T00:00:00Z">
         <w:r>
           <w:t xml:space="preserve"> </w:t>
         </w:r>
       </w:ins>
-      <w:ins w:id="139" w:author="PR Preview" w:date="2026-01-01T00:00:00Z">
+      <w:ins w:id="97" w:author="PR Preview" w:date="2026-01-01T00:00:00Z">
         <w:r>
           <w:t xml:space="preserve">For the ISL labs, fit Python models with</w:t>
         </w:r>
       </w:ins>
-      <w:ins w:id="140" w:author="PR Preview" w:date="2026-01-01T00:00:00Z">
+      <w:ins w:id="98" w:author="PR Preview" w:date="2026-01-01T00:00:00Z">
         <w:r>
           <w:t xml:space="preserve"> </w:t>
         </w:r>
       </w:ins>
-      <w:ins w:id="141" w:author="PR Preview" w:date="2026-01-01T00:00:00Z">
+      <w:ins w:id="99" w:author="PR Preview" w:date="2026-01-01T00:00:00Z">
         <w:r>
           <w:rPr>
             <w:rStyle w:val="VerbatimChar"/>
@@ -4178,17 +3947,17 @@
           <w:t xml:space="preserve">statsmodels</w:t>
         </w:r>
       </w:ins>
-      <w:ins w:id="142" w:author="PR Preview" w:date="2026-01-01T00:00:00Z">
+      <w:ins w:id="100" w:author="PR Preview" w:date="2026-01-01T00:00:00Z">
         <w:r>
           <w:t xml:space="preserve">’</w:t>
         </w:r>
       </w:ins>
-      <w:ins w:id="143" w:author="PR Preview" w:date="2026-01-01T00:00:00Z">
+      <w:ins w:id="101" w:author="PR Preview" w:date="2026-01-01T00:00:00Z">
         <w:r>
           <w:t xml:space="preserve"> </w:t>
         </w:r>
       </w:ins>
-      <w:ins w:id="144" w:author="PR Preview" w:date="2026-01-01T00:00:00Z">
+      <w:ins w:id="102" w:author="PR Preview" w:date="2026-01-01T00:00:00Z">
         <w:r>
           <w:rPr>
             <w:rStyle w:val="VerbatimChar"/>
@@ -4196,18 +3965,18 @@
           <w:t xml:space="preserve">sm.OLS</w:t>
         </w:r>
       </w:ins>
-      <w:ins w:id="145" w:author="PR Preview" w:date="2026-01-01T00:00:00Z">
+      <w:ins w:id="103" w:author="PR Preview" w:date="2026-01-01T00:00:00Z">
         <w:r>
           <w:t xml:space="preserve">, as</w:t>
         </w:r>
       </w:ins>
-      <w:ins w:id="146" w:author="PR Preview" w:date="2026-01-01T00:00:00Z">
+      <w:ins w:id="104" w:author="PR Preview" w:date="2026-01-01T00:00:00Z">
         <w:r>
           <w:t xml:space="preserve"> </w:t>
         </w:r>
       </w:ins>
       <w:hyperlink r:id="rId39">
-        <w:ins w:id="147" w:author="PR Preview" w:date="2026-01-01T00:00:00Z">
+        <w:ins w:id="105" w:author="PR Preview" w:date="2026-01-01T00:00:00Z">
           <w:r>
             <w:rPr>
               <w:rStyle w:val="Hyperlink"/>
@@ -4216,22 +3985,22 @@
           </w:r>
         </w:ins>
       </w:hyperlink>
-      <w:ins w:id="148" w:author="PR Preview" w:date="2026-01-01T00:00:00Z">
+      <w:ins w:id="106" w:author="PR Preview" w:date="2026-01-01T00:00:00Z">
         <w:r>
           <w:t xml:space="preserve"> </w:t>
         </w:r>
       </w:ins>
-      <w:ins w:id="149" w:author="PR Preview" w:date="2026-01-01T00:00:00Z">
+      <w:ins w:id="107" w:author="PR Preview" w:date="2026-01-01T00:00:00Z">
         <w:r>
           <w:t xml:space="preserve">does.</w:t>
         </w:r>
       </w:ins>
-      <w:ins w:id="150" w:author="PR Preview" w:date="2026-01-01T00:00:00Z">
+      <w:ins w:id="108" w:author="PR Preview" w:date="2026-01-01T00:00:00Z">
         <w:r>
           <w:t xml:space="preserve"> </w:t>
         </w:r>
       </w:ins>
-      <w:ins w:id="151" w:author="PR Preview" w:date="2026-01-01T00:00:00Z">
+      <w:ins w:id="109" w:author="PR Preview" w:date="2026-01-01T00:00:00Z">
         <w:r>
           <w:t xml:space="preserve">If an exercise departs from the book, say why in the lab.</w:t>
         </w:r>
@@ -4688,17 +4457,17 @@
           <w:numId w:val="1011"/>
         </w:numPr>
       </w:pPr>
-      <w:del w:id="152" w:author="PR Preview" w:date="2026-01-01T00:00:00Z">
+      <w:del w:id="110" w:author="PR Preview" w:date="2026-01-01T00:00:00Z">
         <w:r>
           <w:delText xml:space="preserve">Even when you fit a model with a base R function such as</w:delText>
         </w:r>
       </w:del>
-      <w:del w:id="153" w:author="PR Preview" w:date="2026-01-01T00:00:00Z">
+      <w:del w:id="111" w:author="PR Preview" w:date="2026-01-01T00:00:00Z">
         <w:r>
           <w:delText xml:space="preserve"> </w:delText>
         </w:r>
       </w:del>
-      <w:del w:id="154" w:author="PR Preview" w:date="2026-01-01T00:00:00Z">
+      <w:del w:id="112" w:author="PR Preview" w:date="2026-01-01T00:00:00Z">
         <w:r>
           <w:rPr>
             <w:rStyle w:val="VerbatimChar"/>
@@ -4706,22 +4475,22 @@
           <w:delText xml:space="preserve">lm()</w:delText>
         </w:r>
       </w:del>
-      <w:del w:id="155" w:author="PR Preview" w:date="2026-01-01T00:00:00Z">
+      <w:del w:id="113" w:author="PR Preview" w:date="2026-01-01T00:00:00Z">
         <w:r>
           <w:delText xml:space="preserve"> </w:delText>
         </w:r>
       </w:del>
-      <w:del w:id="156" w:author="PR Preview" w:date="2026-01-01T00:00:00Z">
+      <w:del w:id="114" w:author="PR Preview" w:date="2026-01-01T00:00:00Z">
         <w:r>
           <w:delText xml:space="preserve">or</w:delText>
         </w:r>
       </w:del>
-      <w:del w:id="157" w:author="PR Preview" w:date="2026-01-01T00:00:00Z">
+      <w:del w:id="115" w:author="PR Preview" w:date="2026-01-01T00:00:00Z">
         <w:r>
           <w:delText xml:space="preserve"> </w:delText>
         </w:r>
       </w:del>
-      <w:del w:id="158" w:author="PR Preview" w:date="2026-01-01T00:00:00Z">
+      <w:del w:id="116" w:author="PR Preview" w:date="2026-01-01T00:00:00Z">
         <w:r>
           <w:rPr>
             <w:rStyle w:val="VerbatimChar"/>
@@ -4729,17 +4498,17 @@
           <w:delText xml:space="preserve">glm()</w:delText>
         </w:r>
       </w:del>
-      <w:del w:id="159" w:author="PR Preview" w:date="2026-01-01T00:00:00Z">
+      <w:del w:id="117" w:author="PR Preview" w:date="2026-01-01T00:00:00Z">
         <w:r>
           <w:delText xml:space="preserve">,</w:delText>
         </w:r>
       </w:del>
-      <w:del w:id="160" w:author="PR Preview" w:date="2026-01-01T00:00:00Z">
+      <w:del w:id="118" w:author="PR Preview" w:date="2026-01-01T00:00:00Z">
         <w:r>
           <w:delText xml:space="preserve"> </w:delText>
         </w:r>
       </w:del>
-      <w:del w:id="161" w:author="PR Preview" w:date="2026-01-01T00:00:00Z">
+      <w:del w:id="119" w:author="PR Preview" w:date="2026-01-01T00:00:00Z">
         <w:r>
           <w:delText xml:space="preserve">show its results with modern packages, not with base R output.</w:delText>
         </w:r>
@@ -4753,17 +4522,17 @@
           <w:numId w:val="1011"/>
         </w:numPr>
       </w:pPr>
-      <w:ins w:id="162" w:author="PR Preview" w:date="2026-01-01T00:00:00Z">
+      <w:ins w:id="120" w:author="PR Preview" w:date="2026-01-01T00:00:00Z">
         <w:r>
           <w:t xml:space="preserve">Even when you fit a model with a base R function such as</w:t>
         </w:r>
       </w:ins>
-      <w:ins w:id="163" w:author="PR Preview" w:date="2026-01-01T00:00:00Z">
+      <w:ins w:id="121" w:author="PR Preview" w:date="2026-01-01T00:00:00Z">
         <w:r>
           <w:t xml:space="preserve"> </w:t>
         </w:r>
       </w:ins>
-      <w:ins w:id="164" w:author="PR Preview" w:date="2026-01-01T00:00:00Z">
+      <w:ins w:id="122" w:author="PR Preview" w:date="2026-01-01T00:00:00Z">
         <w:r>
           <w:rPr>
             <w:rStyle w:val="VerbatimChar"/>
@@ -4771,22 +4540,22 @@
           <w:t xml:space="preserve">lm()</w:t>
         </w:r>
       </w:ins>
-      <w:ins w:id="165" w:author="PR Preview" w:date="2026-01-01T00:00:00Z">
+      <w:ins w:id="123" w:author="PR Preview" w:date="2026-01-01T00:00:00Z">
         <w:r>
           <w:t xml:space="preserve"> </w:t>
         </w:r>
       </w:ins>
-      <w:ins w:id="166" w:author="PR Preview" w:date="2026-01-01T00:00:00Z">
+      <w:ins w:id="124" w:author="PR Preview" w:date="2026-01-01T00:00:00Z">
         <w:r>
           <w:t xml:space="preserve">or</w:t>
         </w:r>
       </w:ins>
-      <w:ins w:id="167" w:author="PR Preview" w:date="2026-01-01T00:00:00Z">
+      <w:ins w:id="125" w:author="PR Preview" w:date="2026-01-01T00:00:00Z">
         <w:r>
           <w:t xml:space="preserve"> </w:t>
         </w:r>
       </w:ins>
-      <w:ins w:id="168" w:author="PR Preview" w:date="2026-01-01T00:00:00Z">
+      <w:ins w:id="126" w:author="PR Preview" w:date="2026-01-01T00:00:00Z">
         <w:r>
           <w:rPr>
             <w:rStyle w:val="VerbatimChar"/>
@@ -4794,22 +4563,22 @@
           <w:t xml:space="preserve">glm()</w:t>
         </w:r>
       </w:ins>
-      <w:ins w:id="169" w:author="PR Preview" w:date="2026-01-01T00:00:00Z">
+      <w:ins w:id="127" w:author="PR Preview" w:date="2026-01-01T00:00:00Z">
         <w:r>
           <w:t xml:space="preserve">,</w:t>
         </w:r>
       </w:ins>
-      <w:ins w:id="170" w:author="PR Preview" w:date="2026-01-01T00:00:00Z">
+      <w:ins w:id="128" w:author="PR Preview" w:date="2026-01-01T00:00:00Z">
         <w:r>
           <w:t xml:space="preserve"> </w:t>
         </w:r>
       </w:ins>
-      <w:ins w:id="171" w:author="PR Preview" w:date="2026-01-01T00:00:00Z">
+      <w:ins w:id="129" w:author="PR Preview" w:date="2026-01-01T00:00:00Z">
         <w:r>
           <w:t xml:space="preserve"> </w:t>
         </w:r>
       </w:ins>
-      <w:ins w:id="172" w:author="PR Preview" w:date="2026-01-01T00:00:00Z">
+      <w:ins w:id="130" w:author="PR Preview" w:date="2026-01-01T00:00:00Z">
         <w:r>
           <w:t xml:space="preserve">show its results with modern packages, not with base R output.</w:t>
         </w:r>
@@ -5517,27 +5286,27 @@
           <w:numId w:val="1012"/>
         </w:numPr>
       </w:pPr>
-      <w:del w:id="173" w:author="PR Preview" w:date="2026-01-01T00:00:00Z">
+      <w:del w:id="131" w:author="PR Preview" w:date="2026-01-01T00:00:00Z">
         <w:r>
           <w:delText xml:space="preserve">Do not nest function calls.</w:delText>
         </w:r>
       </w:del>
-      <w:del w:id="174" w:author="PR Preview" w:date="2026-01-01T00:00:00Z">
+      <w:del w:id="132" w:author="PR Preview" w:date="2026-01-01T00:00:00Z">
         <w:r>
           <w:delText xml:space="preserve"> </w:delText>
         </w:r>
       </w:del>
-      <w:del w:id="175" w:author="PR Preview" w:date="2026-01-01T00:00:00Z">
+      <w:del w:id="133" w:author="PR Preview" w:date="2026-01-01T00:00:00Z">
         <w:r>
           <w:delText xml:space="preserve">Write</w:delText>
         </w:r>
       </w:del>
-      <w:del w:id="176" w:author="PR Preview" w:date="2026-01-01T00:00:00Z">
+      <w:del w:id="134" w:author="PR Preview" w:date="2026-01-01T00:00:00Z">
         <w:r>
           <w:delText xml:space="preserve"> </w:delText>
         </w:r>
       </w:del>
-      <w:del w:id="177" w:author="PR Preview" w:date="2026-01-01T00:00:00Z">
+      <w:del w:id="135" w:author="PR Preview" w:date="2026-01-01T00:00:00Z">
         <w:r>
           <w:rPr>
             <w:rStyle w:val="VerbatimChar"/>
@@ -5545,17 +5314,17 @@
           <w:delText xml:space="preserve">tibble(x, y) |&gt; pander()</w:delText>
         </w:r>
       </w:del>
-      <w:del w:id="178" w:author="PR Preview" w:date="2026-01-01T00:00:00Z">
+      <w:del w:id="136" w:author="PR Preview" w:date="2026-01-01T00:00:00Z">
         <w:r>
           <w:delText xml:space="preserve">, not</w:delText>
         </w:r>
       </w:del>
-      <w:del w:id="179" w:author="PR Preview" w:date="2026-01-01T00:00:00Z">
+      <w:del w:id="137" w:author="PR Preview" w:date="2026-01-01T00:00:00Z">
         <w:r>
           <w:delText xml:space="preserve"> </w:delText>
         </w:r>
       </w:del>
-      <w:del w:id="180" w:author="PR Preview" w:date="2026-01-01T00:00:00Z">
+      <w:del w:id="138" w:author="PR Preview" w:date="2026-01-01T00:00:00Z">
         <w:r>
           <w:rPr>
             <w:rStyle w:val="VerbatimChar"/>
@@ -5563,27 +5332,27 @@
           <w:delText xml:space="preserve">pander(tibble(x, y))</w:delText>
         </w:r>
       </w:del>
-      <w:del w:id="181" w:author="PR Preview" w:date="2026-01-01T00:00:00Z">
+      <w:del w:id="139" w:author="PR Preview" w:date="2026-01-01T00:00:00Z">
         <w:r>
           <w:delText xml:space="preserve">,</w:delText>
         </w:r>
       </w:del>
-      <w:del w:id="182" w:author="PR Preview" w:date="2026-01-01T00:00:00Z">
+      <w:del w:id="140" w:author="PR Preview" w:date="2026-01-01T00:00:00Z">
         <w:r>
           <w:delText xml:space="preserve"> </w:delText>
         </w:r>
       </w:del>
-      <w:del w:id="183" w:author="PR Preview" w:date="2026-01-01T00:00:00Z">
+      <w:del w:id="141" w:author="PR Preview" w:date="2026-01-01T00:00:00Z">
         <w:r>
           <w:delText xml:space="preserve">and</w:delText>
         </w:r>
       </w:del>
-      <w:del w:id="184" w:author="PR Preview" w:date="2026-01-01T00:00:00Z">
+      <w:del w:id="142" w:author="PR Preview" w:date="2026-01-01T00:00:00Z">
         <w:r>
           <w:delText xml:space="preserve"> </w:delText>
         </w:r>
       </w:del>
-      <w:del w:id="185" w:author="PR Preview" w:date="2026-01-01T00:00:00Z">
+      <w:del w:id="143" w:author="PR Preview" w:date="2026-01-01T00:00:00Z">
         <w:r>
           <w:rPr>
             <w:rStyle w:val="VerbatimChar"/>
@@ -5591,17 +5360,17 @@
           <w:delText xml:space="preserve">sizes |&gt; lapply(f) |&gt; bind_rows()</w:delText>
         </w:r>
       </w:del>
-      <w:del w:id="186" w:author="PR Preview" w:date="2026-01-01T00:00:00Z">
+      <w:del w:id="144" w:author="PR Preview" w:date="2026-01-01T00:00:00Z">
         <w:r>
           <w:delText xml:space="preserve">, not</w:delText>
         </w:r>
       </w:del>
-      <w:del w:id="187" w:author="PR Preview" w:date="2026-01-01T00:00:00Z">
+      <w:del w:id="145" w:author="PR Preview" w:date="2026-01-01T00:00:00Z">
         <w:r>
           <w:delText xml:space="preserve"> </w:delText>
         </w:r>
       </w:del>
-      <w:del w:id="188" w:author="PR Preview" w:date="2026-01-01T00:00:00Z">
+      <w:del w:id="146" w:author="PR Preview" w:date="2026-01-01T00:00:00Z">
         <w:r>
           <w:rPr>
             <w:rStyle w:val="VerbatimChar"/>
@@ -5609,37 +5378,37 @@
           <w:delText xml:space="preserve">bind_rows(lapply(sizes, f))</w:delText>
         </w:r>
       </w:del>
-      <w:del w:id="189" w:author="PR Preview" w:date="2026-01-01T00:00:00Z">
+      <w:del w:id="147" w:author="PR Preview" w:date="2026-01-01T00:00:00Z">
         <w:r>
           <w:delText xml:space="preserve">.</w:delText>
         </w:r>
       </w:del>
-      <w:del w:id="190" w:author="PR Preview" w:date="2026-01-01T00:00:00Z">
+      <w:del w:id="148" w:author="PR Preview" w:date="2026-01-01T00:00:00Z">
         <w:r>
           <w:delText xml:space="preserve"> </w:delText>
         </w:r>
       </w:del>
-      <w:del w:id="191" w:author="PR Preview" w:date="2026-01-01T00:00:00Z">
+      <w:del w:id="149" w:author="PR Preview" w:date="2026-01-01T00:00:00Z">
         <w:r>
           <w:delText xml:space="preserve">Give a call that would sit inside an argument,</w:delText>
         </w:r>
       </w:del>
-      <w:del w:id="192" w:author="PR Preview" w:date="2026-01-01T00:00:00Z">
+      <w:del w:id="150" w:author="PR Preview" w:date="2026-01-01T00:00:00Z">
         <w:r>
           <w:delText xml:space="preserve"> </w:delText>
         </w:r>
       </w:del>
-      <w:del w:id="193" w:author="PR Preview" w:date="2026-01-01T00:00:00Z">
+      <w:del w:id="151" w:author="PR Preview" w:date="2026-01-01T00:00:00Z">
         <w:r>
           <w:delText xml:space="preserve">such as</w:delText>
         </w:r>
       </w:del>
-      <w:del w:id="194" w:author="PR Preview" w:date="2026-01-01T00:00:00Z">
+      <w:del w:id="152" w:author="PR Preview" w:date="2026-01-01T00:00:00Z">
         <w:r>
           <w:delText xml:space="preserve"> </w:delText>
         </w:r>
       </w:del>
-      <w:del w:id="195" w:author="PR Preview" w:date="2026-01-01T00:00:00Z">
+      <w:del w:id="153" w:author="PR Preview" w:date="2026-01-01T00:00:00Z">
         <w:r>
           <w:rPr>
             <w:rStyle w:val="VerbatimChar"/>
@@ -5647,12 +5416,12 @@
           <w:delText xml:space="preserve">data = filter(df, train)</w:delText>
         </w:r>
       </w:del>
-      <w:del w:id="196" w:author="PR Preview" w:date="2026-01-01T00:00:00Z">
+      <w:del w:id="154" w:author="PR Preview" w:date="2026-01-01T00:00:00Z">
         <w:r>
           <w:delText xml:space="preserve"> </w:delText>
         </w:r>
       </w:del>
-      <w:del w:id="197" w:author="PR Preview" w:date="2026-01-01T00:00:00Z">
+      <w:del w:id="155" w:author="PR Preview" w:date="2026-01-01T00:00:00Z">
         <w:r>
           <w:delText xml:space="preserve">in a model call, a name on its own line first.</w:delText>
         </w:r>
@@ -5666,32 +5435,32 @@
           <w:numId w:val="1012"/>
         </w:numPr>
       </w:pPr>
-      <w:ins w:id="198" w:author="PR Preview" w:date="2026-01-01T00:00:00Z">
+      <w:ins w:id="156" w:author="PR Preview" w:date="2026-01-01T00:00:00Z">
         <w:r>
           <w:t xml:space="preserve">Do not nest function calls.</w:t>
         </w:r>
       </w:ins>
-      <w:ins w:id="199" w:author="PR Preview" w:date="2026-01-01T00:00:00Z">
+      <w:ins w:id="157" w:author="PR Preview" w:date="2026-01-01T00:00:00Z">
         <w:r>
           <w:t xml:space="preserve"> </w:t>
         </w:r>
       </w:ins>
-      <w:ins w:id="200" w:author="PR Preview" w:date="2026-01-01T00:00:00Z">
+      <w:ins w:id="158" w:author="PR Preview" w:date="2026-01-01T00:00:00Z">
         <w:r>
           <w:t xml:space="preserve"> </w:t>
         </w:r>
       </w:ins>
-      <w:ins w:id="201" w:author="PR Preview" w:date="2026-01-01T00:00:00Z">
+      <w:ins w:id="159" w:author="PR Preview" w:date="2026-01-01T00:00:00Z">
         <w:r>
           <w:t xml:space="preserve">Write</w:t>
         </w:r>
       </w:ins>
-      <w:ins w:id="202" w:author="PR Preview" w:date="2026-01-01T00:00:00Z">
+      <w:ins w:id="160" w:author="PR Preview" w:date="2026-01-01T00:00:00Z">
         <w:r>
           <w:t xml:space="preserve"> </w:t>
         </w:r>
       </w:ins>
-      <w:ins w:id="203" w:author="PR Preview" w:date="2026-01-01T00:00:00Z">
+      <w:ins w:id="161" w:author="PR Preview" w:date="2026-01-01T00:00:00Z">
         <w:r>
           <w:rPr>
             <w:rStyle w:val="VerbatimChar"/>
@@ -5699,17 +5468,17 @@
           <w:t xml:space="preserve">tibble(x, y) |&gt; pander()</w:t>
         </w:r>
       </w:ins>
-      <w:ins w:id="204" w:author="PR Preview" w:date="2026-01-01T00:00:00Z">
+      <w:ins w:id="162" w:author="PR Preview" w:date="2026-01-01T00:00:00Z">
         <w:r>
           <w:t xml:space="preserve">, not</w:t>
         </w:r>
       </w:ins>
-      <w:ins w:id="205" w:author="PR Preview" w:date="2026-01-01T00:00:00Z">
+      <w:ins w:id="163" w:author="PR Preview" w:date="2026-01-01T00:00:00Z">
         <w:r>
           <w:t xml:space="preserve"> </w:t>
         </w:r>
       </w:ins>
-      <w:ins w:id="206" w:author="PR Preview" w:date="2026-01-01T00:00:00Z">
+      <w:ins w:id="164" w:author="PR Preview" w:date="2026-01-01T00:00:00Z">
         <w:r>
           <w:rPr>
             <w:rStyle w:val="VerbatimChar"/>
@@ -5717,27 +5486,27 @@
           <w:t xml:space="preserve">pander(tibble(x, y))</w:t>
         </w:r>
       </w:ins>
-      <w:ins w:id="207" w:author="PR Preview" w:date="2026-01-01T00:00:00Z">
+      <w:ins w:id="165" w:author="PR Preview" w:date="2026-01-01T00:00:00Z">
         <w:r>
           <w:t xml:space="preserve">,</w:t>
         </w:r>
       </w:ins>
-      <w:ins w:id="208" w:author="PR Preview" w:date="2026-01-01T00:00:00Z">
+      <w:ins w:id="166" w:author="PR Preview" w:date="2026-01-01T00:00:00Z">
         <w:r>
           <w:t xml:space="preserve"> </w:t>
         </w:r>
       </w:ins>
-      <w:ins w:id="209" w:author="PR Preview" w:date="2026-01-01T00:00:00Z">
+      <w:ins w:id="167" w:author="PR Preview" w:date="2026-01-01T00:00:00Z">
         <w:r>
           <w:t xml:space="preserve">and</w:t>
         </w:r>
       </w:ins>
-      <w:ins w:id="210" w:author="PR Preview" w:date="2026-01-01T00:00:00Z">
+      <w:ins w:id="168" w:author="PR Preview" w:date="2026-01-01T00:00:00Z">
         <w:r>
           <w:t xml:space="preserve"> </w:t>
         </w:r>
       </w:ins>
-      <w:ins w:id="211" w:author="PR Preview" w:date="2026-01-01T00:00:00Z">
+      <w:ins w:id="169" w:author="PR Preview" w:date="2026-01-01T00:00:00Z">
         <w:r>
           <w:rPr>
             <w:rStyle w:val="VerbatimChar"/>
@@ -5745,17 +5514,17 @@
           <w:t xml:space="preserve">sizes |&gt; lapply(f) |&gt; bind_rows()</w:t>
         </w:r>
       </w:ins>
-      <w:ins w:id="212" w:author="PR Preview" w:date="2026-01-01T00:00:00Z">
+      <w:ins w:id="170" w:author="PR Preview" w:date="2026-01-01T00:00:00Z">
         <w:r>
           <w:t xml:space="preserve">, not</w:t>
         </w:r>
       </w:ins>
-      <w:ins w:id="213" w:author="PR Preview" w:date="2026-01-01T00:00:00Z">
+      <w:ins w:id="171" w:author="PR Preview" w:date="2026-01-01T00:00:00Z">
         <w:r>
           <w:t xml:space="preserve"> </w:t>
         </w:r>
       </w:ins>
-      <w:ins w:id="214" w:author="PR Preview" w:date="2026-01-01T00:00:00Z">
+      <w:ins w:id="172" w:author="PR Preview" w:date="2026-01-01T00:00:00Z">
         <w:r>
           <w:rPr>
             <w:rStyle w:val="VerbatimChar"/>
@@ -5763,37 +5532,37 @@
           <w:t xml:space="preserve">bind_rows(lapply(sizes, f))</w:t>
         </w:r>
       </w:ins>
-      <w:ins w:id="215" w:author="PR Preview" w:date="2026-01-01T00:00:00Z">
+      <w:ins w:id="173" w:author="PR Preview" w:date="2026-01-01T00:00:00Z">
         <w:r>
           <w:t xml:space="preserve">.</w:t>
         </w:r>
       </w:ins>
-      <w:ins w:id="216" w:author="PR Preview" w:date="2026-01-01T00:00:00Z">
+      <w:ins w:id="174" w:author="PR Preview" w:date="2026-01-01T00:00:00Z">
         <w:r>
           <w:t xml:space="preserve"> </w:t>
         </w:r>
       </w:ins>
-      <w:ins w:id="217" w:author="PR Preview" w:date="2026-01-01T00:00:00Z">
+      <w:ins w:id="175" w:author="PR Preview" w:date="2026-01-01T00:00:00Z">
         <w:r>
           <w:t xml:space="preserve">Give a call that would sit inside an argument,</w:t>
         </w:r>
       </w:ins>
-      <w:ins w:id="218" w:author="PR Preview" w:date="2026-01-01T00:00:00Z">
+      <w:ins w:id="176" w:author="PR Preview" w:date="2026-01-01T00:00:00Z">
         <w:r>
           <w:t xml:space="preserve"> </w:t>
         </w:r>
       </w:ins>
-      <w:ins w:id="219" w:author="PR Preview" w:date="2026-01-01T00:00:00Z">
+      <w:ins w:id="177" w:author="PR Preview" w:date="2026-01-01T00:00:00Z">
         <w:r>
           <w:t xml:space="preserve">such as</w:t>
         </w:r>
       </w:ins>
-      <w:ins w:id="220" w:author="PR Preview" w:date="2026-01-01T00:00:00Z">
+      <w:ins w:id="178" w:author="PR Preview" w:date="2026-01-01T00:00:00Z">
         <w:r>
           <w:t xml:space="preserve"> </w:t>
         </w:r>
       </w:ins>
-      <w:ins w:id="221" w:author="PR Preview" w:date="2026-01-01T00:00:00Z">
+      <w:ins w:id="179" w:author="PR Preview" w:date="2026-01-01T00:00:00Z">
         <w:r>
           <w:rPr>
             <w:rStyle w:val="VerbatimChar"/>
@@ -5801,12 +5570,12 @@
           <w:t xml:space="preserve">data = filter(df, train)</w:t>
         </w:r>
       </w:ins>
-      <w:ins w:id="222" w:author="PR Preview" w:date="2026-01-01T00:00:00Z">
+      <w:ins w:id="180" w:author="PR Preview" w:date="2026-01-01T00:00:00Z">
         <w:r>
           <w:t xml:space="preserve"> </w:t>
         </w:r>
       </w:ins>
-      <w:ins w:id="223" w:author="PR Preview" w:date="2026-01-01T00:00:00Z">
+      <w:ins w:id="181" w:author="PR Preview" w:date="2026-01-01T00:00:00Z">
         <w:r>
           <w:t xml:space="preserve">in a model call, a name on its own line first.</w:t>
         </w:r>
@@ -6556,27 +6325,27 @@
           <w:numId w:val="1016"/>
         </w:numPr>
       </w:pPr>
-      <w:del w:id="224" w:author="PR Preview" w:date="2026-01-01T00:00:00Z">
+      <w:del w:id="182" w:author="PR Preview" w:date="2026-01-01T00:00:00Z">
         <w:r>
           <w:delText xml:space="preserve">Give the course a programming primer that introduces each package function the course’s chapters call.</w:delText>
         </w:r>
       </w:del>
-      <w:del w:id="225" w:author="PR Preview" w:date="2026-01-01T00:00:00Z">
+      <w:del w:id="183" w:author="PR Preview" w:date="2026-01-01T00:00:00Z">
         <w:r>
           <w:delText xml:space="preserve"> </w:delText>
         </w:r>
       </w:del>
-      <w:del w:id="226" w:author="PR Preview" w:date="2026-01-01T00:00:00Z">
+      <w:del w:id="184" w:author="PR Preview" w:date="2026-01-01T00:00:00Z">
         <w:r>
           <w:delText xml:space="preserve">A student encounters the function there first, in a short note, a worked example and an exercise,</w:delText>
         </w:r>
       </w:del>
-      <w:del w:id="227" w:author="PR Preview" w:date="2026-01-01T00:00:00Z">
+      <w:del w:id="185" w:author="PR Preview" w:date="2026-01-01T00:00:00Z">
         <w:r>
           <w:delText xml:space="preserve"> </w:delText>
         </w:r>
       </w:del>
-      <w:del w:id="228" w:author="PR Preview" w:date="2026-01-01T00:00:00Z">
+      <w:del w:id="186" w:author="PR Preview" w:date="2026-01-01T00:00:00Z">
         <w:r>
           <w:delText xml:space="preserve">and then sees it used in the chapters.</w:delText>
         </w:r>
@@ -6590,37 +6359,37 @@
           <w:numId w:val="1016"/>
         </w:numPr>
       </w:pPr>
-      <w:del w:id="229" w:author="PR Preview" w:date="2026-01-01T00:00:00Z">
+      <w:del w:id="187" w:author="PR Preview" w:date="2026-01-01T00:00:00Z">
         <w:r>
           <w:delText xml:space="preserve">Keep the primer complete by computing the list of functions, not by remembering it.</w:delText>
         </w:r>
       </w:del>
-      <w:del w:id="230" w:author="PR Preview" w:date="2026-01-01T00:00:00Z">
+      <w:del w:id="188" w:author="PR Preview" w:date="2026-01-01T00:00:00Z">
         <w:r>
           <w:delText xml:space="preserve"> </w:delText>
         </w:r>
       </w:del>
-      <w:del w:id="231" w:author="PR Preview" w:date="2026-01-01T00:00:00Z">
+      <w:del w:id="189" w:author="PR Preview" w:date="2026-01-01T00:00:00Z">
         <w:r>
           <w:delText xml:space="preserve">Scan the code chunks of the chapters for the functions they call,</w:delText>
         </w:r>
       </w:del>
-      <w:del w:id="232" w:author="PR Preview" w:date="2026-01-01T00:00:00Z">
+      <w:del w:id="190" w:author="PR Preview" w:date="2026-01-01T00:00:00Z">
         <w:r>
           <w:delText xml:space="preserve"> </w:delText>
         </w:r>
       </w:del>
-      <w:del w:id="233" w:author="PR Preview" w:date="2026-01-01T00:00:00Z">
+      <w:del w:id="191" w:author="PR Preview" w:date="2026-01-01T00:00:00Z">
         <w:r>
           <w:delText xml:space="preserve">and compare the list with the functions the primer mentions.</w:delText>
         </w:r>
       </w:del>
-      <w:del w:id="234" w:author="PR Preview" w:date="2026-01-01T00:00:00Z">
+      <w:del w:id="192" w:author="PR Preview" w:date="2026-01-01T00:00:00Z">
         <w:r>
           <w:delText xml:space="preserve"> </w:delText>
         </w:r>
       </w:del>
-      <w:del w:id="235" w:author="PR Preview" w:date="2026-01-01T00:00:00Z">
+      <w:del w:id="193" w:author="PR Preview" w:date="2026-01-01T00:00:00Z">
         <w:r>
           <w:delText xml:space="preserve">Run the scan when a chapter adds a function, and again before a term starts.</w:delText>
         </w:r>
@@ -6634,32 +6403,32 @@
           <w:numId w:val="1016"/>
         </w:numPr>
       </w:pPr>
-      <w:ins w:id="236" w:author="PR Preview" w:date="2026-01-01T00:00:00Z">
+      <w:ins w:id="194" w:author="PR Preview" w:date="2026-01-01T00:00:00Z">
         <w:r>
           <w:t xml:space="preserve">Give the course a programming primer that introduces each package function the course’s chapters call.</w:t>
         </w:r>
       </w:ins>
-      <w:ins w:id="237" w:author="PR Preview" w:date="2026-01-01T00:00:00Z">
+      <w:ins w:id="195" w:author="PR Preview" w:date="2026-01-01T00:00:00Z">
         <w:r>
           <w:t xml:space="preserve"> </w:t>
         </w:r>
       </w:ins>
-      <w:ins w:id="238" w:author="PR Preview" w:date="2026-01-01T00:00:00Z">
+      <w:ins w:id="196" w:author="PR Preview" w:date="2026-01-01T00:00:00Z">
         <w:r>
           <w:t xml:space="preserve"> </w:t>
         </w:r>
       </w:ins>
-      <w:ins w:id="239" w:author="PR Preview" w:date="2026-01-01T00:00:00Z">
+      <w:ins w:id="197" w:author="PR Preview" w:date="2026-01-01T00:00:00Z">
         <w:r>
           <w:t xml:space="preserve">A student encounters the function there first, in a short note, a worked example and an exercise,</w:t>
         </w:r>
       </w:ins>
-      <w:ins w:id="240" w:author="PR Preview" w:date="2026-01-01T00:00:00Z">
+      <w:ins w:id="198" w:author="PR Preview" w:date="2026-01-01T00:00:00Z">
         <w:r>
           <w:t xml:space="preserve"> </w:t>
         </w:r>
       </w:ins>
-      <w:ins w:id="241" w:author="PR Preview" w:date="2026-01-01T00:00:00Z">
+      <w:ins w:id="199" w:author="PR Preview" w:date="2026-01-01T00:00:00Z">
         <w:r>
           <w:t xml:space="preserve">and then sees it used in the chapters.</w:t>
         </w:r>
@@ -6673,42 +6442,42 @@
           <w:numId w:val="1016"/>
         </w:numPr>
       </w:pPr>
-      <w:ins w:id="242" w:author="PR Preview" w:date="2026-01-01T00:00:00Z">
+      <w:ins w:id="200" w:author="PR Preview" w:date="2026-01-01T00:00:00Z">
         <w:r>
           <w:t xml:space="preserve">Keep the primer complete by computing the list of functions, not by remembering it.</w:t>
         </w:r>
       </w:ins>
-      <w:ins w:id="243" w:author="PR Preview" w:date="2026-01-01T00:00:00Z">
+      <w:ins w:id="201" w:author="PR Preview" w:date="2026-01-01T00:00:00Z">
         <w:r>
           <w:t xml:space="preserve"> </w:t>
         </w:r>
       </w:ins>
-      <w:ins w:id="244" w:author="PR Preview" w:date="2026-01-01T00:00:00Z">
+      <w:ins w:id="202" w:author="PR Preview" w:date="2026-01-01T00:00:00Z">
         <w:r>
           <w:t xml:space="preserve">Scan the code chunks of the chapters for the functions they call,</w:t>
         </w:r>
       </w:ins>
-      <w:ins w:id="245" w:author="PR Preview" w:date="2026-01-01T00:00:00Z">
+      <w:ins w:id="203" w:author="PR Preview" w:date="2026-01-01T00:00:00Z">
         <w:r>
           <w:t xml:space="preserve"> </w:t>
         </w:r>
       </w:ins>
-      <w:ins w:id="246" w:author="PR Preview" w:date="2026-01-01T00:00:00Z">
+      <w:ins w:id="204" w:author="PR Preview" w:date="2026-01-01T00:00:00Z">
         <w:r>
           <w:t xml:space="preserve">and compare the list with the functions the primer mentions.</w:t>
         </w:r>
       </w:ins>
-      <w:ins w:id="247" w:author="PR Preview" w:date="2026-01-01T00:00:00Z">
+      <w:ins w:id="205" w:author="PR Preview" w:date="2026-01-01T00:00:00Z">
         <w:r>
           <w:t xml:space="preserve"> </w:t>
         </w:r>
       </w:ins>
-      <w:ins w:id="248" w:author="PR Preview" w:date="2026-01-01T00:00:00Z">
+      <w:ins w:id="206" w:author="PR Preview" w:date="2026-01-01T00:00:00Z">
         <w:r>
           <w:t xml:space="preserve">Run the scan when a chapter adds a function, and again before a term starts.</w:t>
         </w:r>
       </w:ins>
-      <w:ins w:id="249" w:author="PR Preview" w:date="2026-01-01T00:00:00Z">
+      <w:ins w:id="207" w:author="PR Preview" w:date="2026-01-01T00:00:00Z">
         <w:r>
           <w:t xml:space="preserve"> </w:t>
         </w:r>
@@ -7553,24 +7322,7 @@
         <w:t xml:space="preserve"> </w:t>
       </w:r>
       <w:r>
-        <w:t xml:space="preserve">The link already says where the</w:t>
-      </w:r>
-      <w:r>
-        <w:t xml:space="preserve"> </w:t>
-      </w:r>
-      <w:hyperlink r:id="rId16">
-        <w:r>
-          <w:rPr>
-            <w:rStyle w:val="Hyperlink"/>
-          </w:rPr>
-          <w:t xml:space="preserve">term</w:t>
-        </w:r>
-      </w:hyperlink>
-      <w:r>
-        <w:t xml:space="preserve"> </w:t>
-      </w:r>
-      <w:r>
-        <w:t xml:space="preserve">lives.</w:t>
+        <w:t xml:space="preserve">The link already says where the term lives.</w:t>
       </w:r>
     </w:p>
     <w:p>
@@ -7626,24 +7378,7 @@
         <w:t xml:space="preserve"> </w:t>
       </w:r>
       <w:r>
-        <w:t xml:space="preserve">A sentence about which notes define a</w:t>
-      </w:r>
-      <w:r>
-        <w:t xml:space="preserve"> </w:t>
-      </w:r>
-      <w:hyperlink r:id="rId16">
-        <w:r>
-          <w:rPr>
-            <w:rStyle w:val="Hyperlink"/>
-          </w:rPr>
-          <w:t xml:space="preserve">term</w:t>
-        </w:r>
-      </w:hyperlink>
-      <w:r>
-        <w:t xml:space="preserve"> </w:t>
-      </w:r>
-      <w:r>
-        <w:t xml:space="preserve">adds no content,</w:t>
+        <w:t xml:space="preserve">A sentence about which notes define a term adds no content,</w:t>
       </w:r>
       <w:r>
         <w:t xml:space="preserve"> </w:t>

--- a/pr-preview/pr-392/chapters/teaching-tracked-changes.docx
+++ b/pr-preview/pr-392/chapters/teaching-tracked-changes.docx
@@ -16,7 +16,7 @@
       </w:pPr>
       <w:del w:id="1" w:author="PR Preview" w:date="2026-01-01T00:00:00Z">
         <w:r>
-          <w:delText xml:space="preserve">Last modified: 2026-10-27 21:52:02 (PDT)</w:delText>
+          <w:delText xml:space="preserve">Last modified: 2026-10-28 00:14:18 (PDT)</w:delText>
         </w:r>
       </w:del>
     </w:p>
@@ -26,7 +26,7 @@
       </w:pPr>
       <w:ins w:id="2" w:author="PR Preview" w:date="2026-01-01T00:00:00Z">
         <w:r>
-          <w:t xml:space="preserve">Last modified: 2026-10-28 00:02:13 (PDT)</w:t>
+          <w:t xml:space="preserve">Last modified: 2026-10-28 00:14:43 (PDT)</w:t>
         </w:r>
       </w:ins>
     </w:p>
